--- a/packages/core/src/state-testing-and-appendices/UserManual.docx
+++ b/packages/core/src/state-testing-and-appendices/UserManual.docx
@@ -162,7 +162,35 @@
         <w:rPr>
           <w:lang w:val="en-US"/>
         </w:rPr>
-        <w:t>Tracks common React state patterns, including useState and useRef, and supports configurable custom hook names.</w:t>
+        <w:t xml:space="preserve">Tracks common React state patterns, including </w:t>
+      </w:r>
+      <w:proofErr w:type="spellStart"/>
+      <w:r>
+        <w:rPr>
+          <w:lang w:val="en-US"/>
+        </w:rPr>
+        <w:t>useState</w:t>
+      </w:r>
+      <w:proofErr w:type="spellEnd"/>
+      <w:r>
+        <w:rPr>
+          <w:lang w:val="en-US"/>
+        </w:rPr>
+        <w:t xml:space="preserve"> and </w:t>
+      </w:r>
+      <w:proofErr w:type="spellStart"/>
+      <w:r>
+        <w:rPr>
+          <w:lang w:val="en-US"/>
+        </w:rPr>
+        <w:t>useRef</w:t>
+      </w:r>
+      <w:proofErr w:type="spellEnd"/>
+      <w:r>
+        <w:rPr>
+          <w:lang w:val="en-US"/>
+        </w:rPr>
+        <w:t>, and supports configurable custom hook names.</w:t>
       </w:r>
     </w:p>
     <w:p>
@@ -333,6 +361,7 @@
         </w:rPr>
         <w:t xml:space="preserve">Accessible in a traditional VS Code way with </w:t>
       </w:r>
+      <w:proofErr w:type="spellStart"/>
       <w:r>
         <w:rPr>
           <w:b/>
@@ -341,6 +370,7 @@
         </w:rPr>
         <w:t>Ctrl+Shift+P</w:t>
       </w:r>
+      <w:proofErr w:type="spellEnd"/>
       <w:r>
         <w:rPr>
           <w:lang w:val="en-US"/>
@@ -453,7 +483,71 @@
         <w:rPr>
           <w:lang w:val="en-US"/>
         </w:rPr>
-        <w:t xml:space="preserve">There is a .tsx, .jsx, .ts, .js file currently focused in the editor and it contains </w:t>
+        <w:t xml:space="preserve">There is </w:t>
+      </w:r>
+      <w:proofErr w:type="gramStart"/>
+      <w:r>
+        <w:rPr>
+          <w:lang w:val="en-US"/>
+        </w:rPr>
+        <w:t>a .</w:t>
+      </w:r>
+      <w:proofErr w:type="spellStart"/>
+      <w:r>
+        <w:rPr>
+          <w:lang w:val="en-US"/>
+        </w:rPr>
+        <w:t>tsx</w:t>
+      </w:r>
+      <w:proofErr w:type="spellEnd"/>
+      <w:r>
+        <w:rPr>
+          <w:lang w:val="en-US"/>
+        </w:rPr>
+        <w:t>, .</w:t>
+      </w:r>
+      <w:proofErr w:type="spellStart"/>
+      <w:r>
+        <w:rPr>
+          <w:lang w:val="en-US"/>
+        </w:rPr>
+        <w:t>jsx</w:t>
+      </w:r>
+      <w:proofErr w:type="spellEnd"/>
+      <w:proofErr w:type="gramEnd"/>
+      <w:r>
+        <w:rPr>
+          <w:lang w:val="en-US"/>
+        </w:rPr>
+        <w:t>, .</w:t>
+      </w:r>
+      <w:proofErr w:type="spellStart"/>
+      <w:r>
+        <w:rPr>
+          <w:lang w:val="en-US"/>
+        </w:rPr>
+        <w:t>ts</w:t>
+      </w:r>
+      <w:proofErr w:type="spellEnd"/>
+      <w:r>
+        <w:rPr>
+          <w:lang w:val="en-US"/>
+        </w:rPr>
+        <w:t>, .</w:t>
+      </w:r>
+      <w:proofErr w:type="spellStart"/>
+      <w:r>
+        <w:rPr>
+          <w:lang w:val="en-US"/>
+        </w:rPr>
+        <w:t>js</w:t>
+      </w:r>
+      <w:proofErr w:type="spellEnd"/>
+      <w:r>
+        <w:rPr>
+          <w:lang w:val="en-US"/>
+        </w:rPr>
+        <w:t xml:space="preserve"> file currently focused in the editor and it contains </w:t>
       </w:r>
       <w:r>
         <w:rPr>
@@ -485,6 +579,7 @@
         </w:rPr>
         <w:t xml:space="preserve">Can also be triggered with </w:t>
       </w:r>
+      <w:proofErr w:type="spellStart"/>
       <w:r>
         <w:rPr>
           <w:b/>
@@ -493,6 +588,7 @@
         </w:rPr>
         <w:t>Alt+D+S</w:t>
       </w:r>
+      <w:proofErr w:type="spellEnd"/>
       <w:r>
         <w:rPr>
           <w:lang w:val="en-US"/>
@@ -630,7 +726,7 @@
           <w:lang w:val="en-US"/>
         </w:rPr>
         <w:drawing>
-          <wp:anchor distT="0" distB="0" distL="114300" distR="114300" simplePos="0" relativeHeight="251659264" behindDoc="0" locked="0" layoutInCell="1" allowOverlap="1" wp14:anchorId="696090CE" wp14:editId="297ABEDF">
+          <wp:anchor distT="0" distB="0" distL="114300" distR="114300" simplePos="0" relativeHeight="251659264" behindDoc="0" locked="0" layoutInCell="1" allowOverlap="1" wp14:anchorId="696090CE" wp14:editId="248C13F6">
             <wp:simplePos x="0" y="0"/>
             <wp:positionH relativeFrom="column">
               <wp:posOffset>-561975</wp:posOffset>
@@ -940,6 +1036,7 @@
           <w:lang w:val="en-US"/>
         </w:rPr>
       </w:pPr>
+      <w:proofErr w:type="spellStart"/>
       <w:r>
         <w:rPr>
           <w:b/>
@@ -949,6 +1046,7 @@
         </w:rPr>
         <w:t>Minimap</w:t>
       </w:r>
+      <w:proofErr w:type="spellEnd"/>
       <w:r>
         <w:rPr>
           <w:lang w:val="en-US"/>
@@ -1155,7 +1253,21 @@
         <w:rPr>
           <w:lang w:val="en-US"/>
         </w:rPr>
-        <w:t xml:space="preserve"> – When double-clicking a node it will open the relevant source file and place the cursor at the </w:t>
+        <w:t xml:space="preserve"> – When double-clicking a </w:t>
+      </w:r>
+      <w:proofErr w:type="gramStart"/>
+      <w:r>
+        <w:rPr>
+          <w:lang w:val="en-US"/>
+        </w:rPr>
+        <w:t>node</w:t>
+      </w:r>
+      <w:proofErr w:type="gramEnd"/>
+      <w:r>
+        <w:rPr>
+          <w:lang w:val="en-US"/>
+        </w:rPr>
+        <w:t xml:space="preserve"> it will open the relevant source file and place the cursor at the </w:t>
       </w:r>
       <w:r>
         <w:rPr>
@@ -1427,7 +1539,35 @@
         <w:rPr>
           <w:lang w:val="en-US"/>
         </w:rPr>
-        <w:t>Open State Panel On The Side</w:t>
+        <w:t xml:space="preserve">Open State Panel </w:t>
+      </w:r>
+      <w:proofErr w:type="gramStart"/>
+      <w:r>
+        <w:rPr>
+          <w:lang w:val="en-US"/>
+        </w:rPr>
+        <w:t>On</w:t>
+      </w:r>
+      <w:proofErr w:type="gramEnd"/>
+      <w:r>
+        <w:rPr>
+          <w:lang w:val="en-US"/>
+        </w:rPr>
+        <w:t xml:space="preserve"> </w:t>
+      </w:r>
+      <w:proofErr w:type="gramStart"/>
+      <w:r>
+        <w:rPr>
+          <w:lang w:val="en-US"/>
+        </w:rPr>
+        <w:t>The</w:t>
+      </w:r>
+      <w:proofErr w:type="gramEnd"/>
+      <w:r>
+        <w:rPr>
+          <w:lang w:val="en-US"/>
+        </w:rPr>
+        <w:t xml:space="preserve"> Side</w:t>
       </w:r>
     </w:p>
     <w:p>
@@ -2054,6 +2194,7 @@
           <w:lang w:val="en-US"/>
         </w:rPr>
       </w:pPr>
+      <w:proofErr w:type="spellStart"/>
       <w:r>
         <w:rPr>
           <w:b/>
@@ -2062,6 +2203,7 @@
         </w:rPr>
         <w:t>diagramImage</w:t>
       </w:r>
+      <w:proofErr w:type="spellEnd"/>
       <w:r>
         <w:rPr>
           <w:lang w:val="en-US"/>
@@ -2149,6 +2291,7 @@
         </w:rPr>
         <w:t xml:space="preserve">Can take any value that satisfies the given criteria, default is </w:t>
       </w:r>
+      <w:proofErr w:type="spellStart"/>
       <w:r>
         <w:rPr>
           <w:b/>
@@ -2157,6 +2300,7 @@
         </w:rPr>
         <w:t>useState</w:t>
       </w:r>
+      <w:proofErr w:type="spellEnd"/>
       <w:r>
         <w:rPr>
           <w:lang w:val="en-US"/>
@@ -2176,6 +2320,8 @@
         </w:rPr>
         <w:t>Useful for hooks provided by third party libraries.</w:t>
       </w:r>
+      <w:bookmarkStart w:id="12" w:name="known-ref-variable-hooks-experimental"/>
+      <w:bookmarkEnd w:id="11"/>
     </w:p>
     <w:p>
       <w:pPr>
@@ -2185,21 +2331,11 @@
           <w:lang w:val="en-US"/>
         </w:rPr>
       </w:pPr>
-      <w:bookmarkStart w:id="12" w:name="known-ref-variable-hooks-experimental"/>
-      <w:bookmarkEnd w:id="11"/>
-    </w:p>
-    <w:p>
-      <w:pPr>
-        <w:pStyle w:val="Heading3"/>
-        <w:spacing w:after="100"/>
-        <w:rPr>
-          <w:lang w:val="en-US"/>
-        </w:rPr>
-      </w:pPr>
-      <w:r>
-        <w:rPr>
-          <w:lang w:val="en-US"/>
-        </w:rPr>
+      <w:r>
+        <w:rPr>
+          <w:lang w:val="en-US"/>
+        </w:rPr>
+        <w:lastRenderedPageBreak/>
         <w:t>Known Ref Variable Hooks (experimental)</w:t>
       </w:r>
     </w:p>
@@ -2264,6 +2400,7 @@
         </w:rPr>
         <w:t xml:space="preserve">Can take any value that satisfies the given criteria, default is </w:t>
       </w:r>
+      <w:proofErr w:type="spellStart"/>
       <w:r>
         <w:rPr>
           <w:b/>
@@ -2272,6 +2409,7 @@
         </w:rPr>
         <w:t>useRef</w:t>
       </w:r>
+      <w:proofErr w:type="spellEnd"/>
       <w:r>
         <w:rPr>
           <w:lang w:val="en-US"/>
@@ -3073,16 +3211,167 @@
         <w:rPr>
           <w:lang w:val="en-US"/>
         </w:rPr>
-        <w:t>this does not affect the Screenshot icon.</w:t>
-      </w:r>
-    </w:p>
-    <w:p>
-      <w:pPr>
-        <w:spacing w:after="100"/>
-        <w:rPr>
-          <w:lang w:val="en-US"/>
-        </w:rPr>
-      </w:pPr>
+        <w:t>this does not affect the Screenshot icon</w:t>
+      </w:r>
+      <w:r>
+        <w:rPr>
+          <w:lang w:val="en-US"/>
+        </w:rPr>
+        <w:t xml:space="preserve"> in the UI, but does affect the result when the result when </w:t>
+      </w:r>
+      <w:r>
+        <w:rPr>
+          <w:b/>
+          <w:bCs/>
+          <w:lang w:val="en-US"/>
+        </w:rPr>
+        <w:t>Request Current Diagram Image</w:t>
+      </w:r>
+      <w:r>
+        <w:rPr>
+          <w:lang w:val="en-US"/>
+        </w:rPr>
+        <w:t xml:space="preserve"> is issued, as well as what the AI integration will receive.</w:t>
+      </w:r>
+    </w:p>
+    <w:p>
+      <w:pPr>
+        <w:spacing w:after="100" w:line="240" w:lineRule="auto"/>
+        <w:rPr>
+          <w:lang w:val="en-US"/>
+        </w:rPr>
+      </w:pPr>
+      <w:r>
+        <w:rPr>
+          <w:lang w:val="en-US"/>
+        </w:rPr>
+        <w:t xml:space="preserve">Also note that </w:t>
+      </w:r>
+      <w:r>
+        <w:rPr>
+          <w:b/>
+          <w:bCs/>
+          <w:lang w:val="en-US"/>
+        </w:rPr>
+        <w:t>Known State Variable Hooks</w:t>
+      </w:r>
+      <w:r>
+        <w:rPr>
+          <w:b/>
+          <w:bCs/>
+          <w:lang w:val="en-US"/>
+        </w:rPr>
+        <w:t xml:space="preserve"> </w:t>
+      </w:r>
+      <w:r>
+        <w:rPr>
+          <w:lang w:val="en-US"/>
+        </w:rPr>
+        <w:t xml:space="preserve">and </w:t>
+      </w:r>
+      <w:r>
+        <w:rPr>
+          <w:b/>
+          <w:bCs/>
+          <w:lang w:val="en-US"/>
+        </w:rPr>
+        <w:t>Known Ref Variable Hooks</w:t>
+      </w:r>
+      <w:r>
+        <w:rPr>
+          <w:b/>
+          <w:bCs/>
+          <w:lang w:val="en-US"/>
+        </w:rPr>
+        <w:t xml:space="preserve"> </w:t>
+      </w:r>
+      <w:r>
+        <w:rPr>
+          <w:lang w:val="en-US"/>
+        </w:rPr>
+        <w:t xml:space="preserve">are specific to those kinds of hooks and will likely not automatically </w:t>
+      </w:r>
+      <w:r>
+        <w:rPr>
+          <w:lang w:val="en-US"/>
+        </w:rPr>
+        <w:t xml:space="preserve">enable support for </w:t>
+      </w:r>
+      <w:r>
+        <w:rPr>
+          <w:lang w:val="en-US"/>
+        </w:rPr>
+        <w:t xml:space="preserve">the global state store or external state </w:t>
+      </w:r>
+      <w:r>
+        <w:rPr>
+          <w:lang w:val="en-US"/>
+        </w:rPr>
+        <w:t xml:space="preserve">management libraries like </w:t>
+      </w:r>
+      <w:proofErr w:type="spellStart"/>
+      <w:r>
+        <w:rPr>
+          <w:lang w:val="en-US"/>
+        </w:rPr>
+        <w:t>Zustand</w:t>
+      </w:r>
+      <w:proofErr w:type="spellEnd"/>
+      <w:r>
+        <w:rPr>
+          <w:lang w:val="en-US"/>
+        </w:rPr>
+        <w:t xml:space="preserve"> or Redux which are currently not directly supported.</w:t>
+      </w:r>
+    </w:p>
+    <w:p>
+      <w:pPr>
+        <w:spacing w:after="100" w:line="240" w:lineRule="auto"/>
+        <w:rPr>
+          <w:lang w:val="en-US"/>
+        </w:rPr>
+      </w:pPr>
+      <w:r>
+        <w:rPr>
+          <w:lang w:val="en-US"/>
+        </w:rPr>
+        <w:t xml:space="preserve">Also note that for some visual based setting to take effect, </w:t>
+      </w:r>
+      <w:r>
+        <w:rPr>
+          <w:b/>
+          <w:bCs/>
+          <w:lang w:val="en-US"/>
+        </w:rPr>
+        <w:t>Component State Panel</w:t>
+      </w:r>
+      <w:r>
+        <w:rPr>
+          <w:b/>
+          <w:bCs/>
+          <w:lang w:val="en-US"/>
+        </w:rPr>
+        <w:t xml:space="preserve"> </w:t>
+      </w:r>
+      <w:r>
+        <w:rPr>
+          <w:lang w:val="en-US"/>
+        </w:rPr>
+        <w:t>will have to be restarted.</w:t>
+      </w:r>
+    </w:p>
+    <w:p>
+      <w:pPr>
+        <w:rPr>
+          <w:lang w:val="en-US"/>
+        </w:rPr>
+      </w:pPr>
+      <w:r>
+        <w:rPr>
+          <w:lang w:val="en-US"/>
+        </w:rPr>
+        <w:br w:type="page"/>
+      </w:r>
     </w:p>
     <w:p>
       <w:pPr>
@@ -3096,6 +3385,7 @@
         <w:rPr>
           <w:lang w:val="en-US"/>
         </w:rPr>
+        <w:lastRenderedPageBreak/>
         <w:t>AI Integration</w:t>
       </w:r>
     </w:p>
@@ -3116,7 +3406,21 @@
         <w:rPr>
           <w:lang w:val="en-US"/>
         </w:rPr>
-        <w:t xml:space="preserve"> (i. e. “Copilot”)</w:t>
+        <w:t xml:space="preserve"> (</w:t>
+      </w:r>
+      <w:proofErr w:type="spellStart"/>
+      <w:r>
+        <w:rPr>
+          <w:lang w:val="en-US"/>
+        </w:rPr>
+        <w:t>i</w:t>
+      </w:r>
+      <w:proofErr w:type="spellEnd"/>
+      <w:r>
+        <w:rPr>
+          <w:lang w:val="en-US"/>
+        </w:rPr>
+        <w:t>. e. “Copilot”)</w:t>
       </w:r>
       <w:r>
         <w:rPr>
@@ -3435,7 +3739,21 @@
         <w:rPr>
           <w:lang w:val="en-US"/>
         </w:rPr>
-        <w:t>(code, diagram, diagramImage)</w:t>
+        <w:t xml:space="preserve">(code, diagram, </w:t>
+      </w:r>
+      <w:proofErr w:type="spellStart"/>
+      <w:r>
+        <w:rPr>
+          <w:lang w:val="en-US"/>
+        </w:rPr>
+        <w:t>diagramImage</w:t>
+      </w:r>
+      <w:proofErr w:type="spellEnd"/>
+      <w:r>
+        <w:rPr>
+          <w:lang w:val="en-US"/>
+        </w:rPr>
+        <w:t>)</w:t>
       </w:r>
       <w:r>
         <w:rPr>
@@ -3450,12 +3768,6 @@
           <w:lang w:val="en-US"/>
         </w:rPr>
       </w:pPr>
-      <w:r>
-        <w:rPr>
-          <w:lang w:val="en-US"/>
-        </w:rPr>
-        <w:br w:type="page"/>
-      </w:r>
     </w:p>
     <w:p>
       <w:pPr>
@@ -3471,7 +3783,6 @@
         <w:rPr>
           <w:lang w:val="en-US"/>
         </w:rPr>
-        <w:lastRenderedPageBreak/>
         <w:t>State Diagram Agent</w:t>
       </w:r>
     </w:p>
@@ -3570,6 +3881,7 @@
         </w:rPr>
         <w:t xml:space="preserve">inside </w:t>
       </w:r>
+      <w:proofErr w:type="gramStart"/>
       <w:r>
         <w:rPr>
           <w:lang w:val="en-US"/>
@@ -3582,16 +3894,45 @@
           <w:iCs/>
           <w:lang w:val="en-US"/>
         </w:rPr>
-        <w:t>./.github</w:t>
-      </w:r>
+        <w:t>.</w:t>
+      </w:r>
+      <w:proofErr w:type="gramEnd"/>
       <w:r>
         <w:rPr>
           <w:i/>
           <w:iCs/>
           <w:lang w:val="en-US"/>
         </w:rPr>
-        <w:t>/agents</w:t>
-      </w:r>
+        <w:t>/.</w:t>
+      </w:r>
+      <w:proofErr w:type="spellStart"/>
+      <w:r>
+        <w:rPr>
+          <w:i/>
+          <w:iCs/>
+          <w:lang w:val="en-US"/>
+        </w:rPr>
+        <w:t>github</w:t>
+      </w:r>
+      <w:proofErr w:type="spellEnd"/>
+      <w:r>
+        <w:rPr>
+          <w:i/>
+          <w:iCs/>
+          <w:lang w:val="en-US"/>
+        </w:rPr>
+        <w:t>/</w:t>
+      </w:r>
+      <w:proofErr w:type="gramStart"/>
+      <w:r>
+        <w:rPr>
+          <w:i/>
+          <w:iCs/>
+          <w:lang w:val="en-US"/>
+        </w:rPr>
+        <w:t>agents</w:t>
+      </w:r>
+      <w:proofErr w:type="gramEnd"/>
       <w:r>
         <w:rPr>
           <w:lang w:val="en-US"/>
@@ -3894,12 +4235,14 @@
         </w:rPr>
         <w:t xml:space="preserve">diagram and </w:t>
       </w:r>
+      <w:proofErr w:type="spellStart"/>
       <w:r>
         <w:rPr>
           <w:lang w:val="en-US"/>
         </w:rPr>
         <w:t>diagramImage</w:t>
       </w:r>
+      <w:proofErr w:type="spellEnd"/>
       <w:r>
         <w:rPr>
           <w:lang w:val="en-US"/>
@@ -3962,7 +4305,21 @@
         <w:rPr>
           <w:lang w:val="en-US"/>
         </w:rPr>
-        <w:t xml:space="preserve">has no effect on the agent, </w:t>
+        <w:t xml:space="preserve">has no effect on the </w:t>
+      </w:r>
+      <w:proofErr w:type="gramStart"/>
+      <w:r>
+        <w:rPr>
+          <w:lang w:val="en-US"/>
+        </w:rPr>
+        <w:t>agent,</w:t>
+      </w:r>
+      <w:proofErr w:type="gramEnd"/>
+      <w:r>
+        <w:rPr>
+          <w:lang w:val="en-US"/>
+        </w:rPr>
+        <w:t xml:space="preserve"> </w:t>
       </w:r>
       <w:r>
         <w:rPr>
@@ -4017,8 +4374,16 @@
         <w:rPr>
           <w:lang w:val="en-US"/>
         </w:rPr>
-        <w:t>. You can also explicitly disable the tools in question in the .</w:t>
-      </w:r>
+        <w:t xml:space="preserve">. You can also explicitly disable the tools in question in </w:t>
+      </w:r>
+      <w:proofErr w:type="gramStart"/>
+      <w:r>
+        <w:rPr>
+          <w:lang w:val="en-US"/>
+        </w:rPr>
+        <w:t>the .</w:t>
+      </w:r>
+      <w:proofErr w:type="gramEnd"/>
       <w:r>
         <w:rPr>
           <w:i/>
@@ -4046,6 +4411,7 @@
         <w:rPr>
           <w:noProof/>
         </w:rPr>
+        <w:lastRenderedPageBreak/>
         <w:drawing>
           <wp:inline distT="0" distB="0" distL="0" distR="0" wp14:anchorId="3638092F" wp14:editId="552CDDC1">
             <wp:extent cx="4861152" cy="646981"/>
@@ -4667,6 +5033,7 @@
               </w:rPr>
               <w:t xml:space="preserve">(Almost) Fully customizable by editing </w:t>
             </w:r>
+            <w:proofErr w:type="gramStart"/>
             <w:r>
               <w:rPr>
                 <w:lang w:val="en-US"/>
@@ -4679,6 +5046,7 @@
               </w:rPr>
               <w:t>.</w:t>
             </w:r>
+            <w:proofErr w:type="gramEnd"/>
             <w:r>
               <w:rPr>
                 <w:i/>
@@ -4744,7 +5112,6 @@
               <w:rPr>
                 <w:lang w:val="en-US"/>
               </w:rPr>
-              <w:lastRenderedPageBreak/>
               <w:t>Memory style</w:t>
             </w:r>
           </w:p>
@@ -5128,7 +5495,7 @@
           <w:lang w:val="en-US"/>
         </w:rPr>
         <w:pict w14:anchorId="6891B44B">
-          <v:rect id="_x0000_i1025" style="width:0;height:1.5pt" o:hralign="center" o:hrstd="t" o:hr="t"/>
+          <v:rect id="_x0000_i1029" style="width:0;height:1.5pt" o:hralign="center" o:hrstd="t" o:hr="t"/>
         </w:pict>
       </w:r>
     </w:p>
